--- a/docs/srs/SRS.docx
+++ b/docs/srs/SRS.docx
@@ -314,7 +314,7 @@
               <w:rPr>
                 <w:sz w:val="20"/>
               </w:rPr>
-              <w:t>[Họ tên SV 1] (Nhóm trưởng), [Họ tên SV 2], [Họ tên SV 3], [Họ tên SV 4]</w:t>
+              <w:t>Trần Đình Khôi — 23Q74802012006 (Nhóm trưởng); [Họ tên SV 2] — [MSSV 2]</w:t>
             </w:r>
           </w:p>
         </w:tc>

--- a/docs/srs/SRS.docx
+++ b/docs/srs/SRS.docx
@@ -1661,7 +1661,7 @@
         <w:t>Google Books API</w:t>
       </w:r>
       <w:r>
-        <w:t xml:space="preserve"> là tích hợp bên ngoài, chỉ dùng ở bước nạp dữ liệu để lấy mô tả, nhà xuất bản, thể loại theo ISBN.</w:t>
+        <w:t xml:space="preserve"> là tích hợp bên ngoài, dùng khi nạp dữ liệu ban đầu và khi Admin nhập sách hàng loạt theo ISBN (FR-BOOK-05).</w:t>
       </w:r>
     </w:p>
     <w:p>
@@ -1907,7 +1907,7 @@
               <w:rPr>
                 <w:sz w:val="20"/>
               </w:rPr>
-              <w:t>CRUD đầu sách, tác giả, thể loại, bản sao vật lý (mã vạch, trạng thái, vị trí kệ)</w:t>
+              <w:t>CRUD đầu sách, tác giả, thể loại, bản sao vật lý (mã vạch, trạng thái, vị trí kệ); nhập hàng loạt theo ISBN</w:t>
             </w:r>
           </w:p>
         </w:tc>
@@ -2652,7 +2652,7 @@
               <w:rPr>
                 <w:sz w:val="20"/>
               </w:rPr>
-              <w:t>Toàn bộ quyền Librarian + tạo tài khoản Librarian/Admin; cấu hình chính sách mượn</w:t>
+              <w:t>Toàn bộ quyền Librarian + tạo tài khoản Librarian/Admin; cấu hình chính sách mượn; nhập sách hàng loạt theo ISBN; huấn luyện lại AI</w:t>
             </w:r>
           </w:p>
         </w:tc>
@@ -2812,7 +2812,7 @@
               <w:rPr>
                 <w:sz w:val="20"/>
               </w:rPr>
-              <w:t>Cung cấp mô tả, nhà xuất bản, thể loại theo ISBN khi nạp dữ liệu ban đầu</w:t>
+              <w:t>Cung cấp thông tin sách theo ISBN khi nạp dữ liệu ban đầu và khi nhập hàng loạt</w:t>
             </w:r>
           </w:p>
         </w:tc>
@@ -2877,7 +2877,7 @@
       <w:r>
         <w:drawing>
           <wp:inline xmlns:a="http://schemas.openxmlformats.org/drawingml/2006/main" xmlns:pic="http://schemas.openxmlformats.org/drawingml/2006/picture">
-            <wp:extent cx="5760000" cy="10801870"/>
+            <wp:extent cx="5760000" cy="10871688"/>
             <wp:docPr id="3" name="Picture 3"/>
             <wp:cNvGraphicFramePr>
               <a:graphicFrameLocks noChangeAspect="1"/>
@@ -2898,7 +2898,7 @@
                   <pic:spPr>
                     <a:xfrm>
                       <a:off x="0" y="0"/>
-                      <a:ext cx="5760000" cy="10801870"/>
+                      <a:ext cx="5760000" cy="10871688"/>
                     </a:xfrm>
                     <a:prstGeom prst="rect"/>
                   </pic:spPr>
@@ -3631,7 +3631,7 @@
               <w:rPr>
                 <w:sz w:val="20"/>
               </w:rPr>
-              <w:t>Backend (seed) ↔ Google Books API</w:t>
+              <w:t>Backend ↔ Google Books API</w:t>
             </w:r>
           </w:p>
         </w:tc>
@@ -3665,7 +3665,7 @@
               <w:rPr>
                 <w:sz w:val="20"/>
               </w:rPr>
-              <w:t>Lấy mô tả sách theo ISBN, tối đa 1.000 yêu cầu/ngày</w:t>
+              <w:t>Lấy thông tin sách theo ISBN (seed và FR-BOOK-05), tối đa 1.000 yêu cầu/ngày</w:t>
             </w:r>
           </w:p>
         </w:tc>
@@ -4471,6 +4471,59 @@
               <w:rPr>
                 <w:sz w:val="20"/>
               </w:rPr>
+              <w:t>FR-BOOK-05</w:t>
+            </w:r>
+          </w:p>
+        </w:tc>
+        <w:tc>
+          <w:tcPr>
+            <w:tcW w:type="dxa" w:w="3230"/>
+          </w:tcPr>
+          <w:p>
+            <w:pPr>
+              <w:spacing w:after="0"/>
+            </w:pPr>
+            <w:r/>
+            <w:r>
+              <w:rPr>
+                <w:sz w:val="20"/>
+              </w:rPr>
+              <w:t>Admin nhập sách hàng loạt bằng danh sách ISBN: hệ thống gọi Google Books API lấy tiêu đề, tác giả, mô tả, nhà xuất bản, năm, thể loại, ảnh bìa rồi tạo đầu sách; ISBN không tìm thấy hoặc đã tồn tại được báo cáo lại, không làm dừng cả lô.</w:t>
+            </w:r>
+          </w:p>
+        </w:tc>
+        <w:tc>
+          <w:tcPr>
+            <w:tcW w:type="dxa" w:w="3230"/>
+          </w:tcPr>
+          <w:p>
+            <w:pPr>
+              <w:spacing w:after="0"/>
+            </w:pPr>
+            <w:r/>
+            <w:r>
+              <w:rPr>
+                <w:sz w:val="20"/>
+              </w:rPr>
+              <w:t>Thấp</w:t>
+            </w:r>
+          </w:p>
+        </w:tc>
+      </w:tr>
+      <w:tr>
+        <w:tc>
+          <w:tcPr>
+            <w:tcW w:type="dxa" w:w="3230"/>
+          </w:tcPr>
+          <w:p>
+            <w:pPr>
+              <w:spacing w:after="0"/>
+            </w:pPr>
+            <w:r/>
+            <w:r>
+              <w:rPr>
+                <w:sz w:val="20"/>
+              </w:rPr>
               <w:t>FR-COPY-01</w:t>
             </w:r>
           </w:p>
@@ -13557,7 +13610,7 @@
               <w:rPr>
                 <w:sz w:val="20"/>
               </w:rPr>
-              <w:t>FR-BOOK-01, FR-BOOK-02, FR-BOOK-03</w:t>
+              <w:t>FR-BOOK-01, FR-BOOK-02, FR-BOOK-03, FR-BOOK-05</w:t>
             </w:r>
           </w:p>
         </w:tc>

--- a/docs/srs/SRS.docx
+++ b/docs/srs/SRS.docx
@@ -9850,7 +9850,20 @@
               <w:rPr>
                 <w:sz w:val="20"/>
               </w:rPr>
-              <w:t xml:space="preserve">Phạt trễ = số ngày trễ (làm tròn lên, tính theo ngày lịch) × </w:t>
+              <w:t xml:space="preserve">Phạt trễ = số </w:t>
+            </w:r>
+            <w:r>
+              <w:rPr>
+                <w:b/>
+                <w:sz w:val="20"/>
+              </w:rPr>
+              <w:t>ngày lịch</w:t>
+            </w:r>
+            <w:r>
+              <w:rPr>
+                <w:sz w:val="20"/>
+              </w:rPr>
+              <w:t xml:space="preserve"> trễ × </w:t>
             </w:r>
             <w:r>
               <w:rPr>
@@ -9863,7 +9876,20 @@
               <w:rPr>
                 <w:sz w:val="20"/>
               </w:rPr>
-              <w:t>; tạo khi trả sách hoặc báo mất.</w:t>
+              <w:t xml:space="preserve">; tạo khi trả sách hoặc báo mất. Trả trong chính ngày hết hạn (dù muộn giờ) không bị phạt; sang ngày hôm sau tính 1 ngày. Ngày lịch theo giờ thư viện (mặc định UTC+7, đổi bằng </w:t>
+            </w:r>
+            <w:r>
+              <w:rPr>
+                <w:rFonts w:ascii="Consolas" w:hAnsi="Consolas"/>
+                <w:sz w:val="20"/>
+              </w:rPr>
+              <w:t>LIBRARY_UTC_OFFSET_MINUTES</w:t>
+            </w:r>
+            <w:r>
+              <w:rPr>
+                <w:sz w:val="20"/>
+              </w:rPr>
+              <w:t>).</w:t>
             </w:r>
           </w:p>
         </w:tc>

--- a/docs/srs/SRS.docx
+++ b/docs/srs/SRS.docx
@@ -19,7 +19,7 @@
         <w:pStyle w:val="Heading2"/>
       </w:pPr>
       <w:r>
-        <w:t>Hệ thống Quản lý Thư viện Trường Đại học — University Library System (ULS)</w:t>
+        <w:t>Hệ thống Quản lý Thư viện Trường Đại học: University Library System (ULS)</w:t>
       </w:r>
     </w:p>
     <w:tbl>
@@ -206,7 +206,7 @@
               <w:rPr>
                 <w:sz w:val="20"/>
               </w:rPr>
-              <w:t>Công nghệ Phần mềm — Khoa CNTT, Trường ĐH Xây dựng Miền Trung</w:t>
+              <w:t>Công nghệ Phần mềm, Khoa CNTT, Trường ĐH Xây dựng Miền Trung</w:t>
             </w:r>
           </w:p>
         </w:tc>
@@ -278,7 +278,7 @@
               <w:rPr>
                 <w:sz w:val="20"/>
               </w:rPr>
-              <w:t>Đề tài 8 — Phần mềm Quản lý Thư viện Trường Đại học</w:t>
+              <w:t>Đề tài 8: Phần mềm Quản lý Thư viện Trường Đại học</w:t>
             </w:r>
           </w:p>
         </w:tc>
@@ -314,7 +314,7 @@
               <w:rPr>
                 <w:sz w:val="20"/>
               </w:rPr>
-              <w:t>Trần Đình Khôi — 23Q74802012006 (Nhóm trưởng); [Họ tên SV 2] — [MSSV 2]</w:t>
+              <w:t>Trần Đình Khôi, 23Q74802012006 (Nhóm trưởng); [Họ tên SV 2], [MSSV 2]</w:t>
             </w:r>
           </w:p>
         </w:tc>
@@ -821,7 +821,7 @@
               <w:rPr>
                 <w:sz w:val="20"/>
               </w:rPr>
-              <w:t>University Library System — hệ thống này</w:t>
+              <w:t>University Library System, hệ thống này</w:t>
             </w:r>
           </w:p>
         </w:tc>
@@ -1109,7 +1109,7 @@
               <w:rPr>
                 <w:sz w:val="20"/>
               </w:rPr>
-              <w:t>Bộ tham số: số cuốn tối đa, số ngày mượn, số lần gia hạn, mức phạt — theo loại bạn đọc</w:t>
+              <w:t>Bộ tham số: số cuốn tối đa, số ngày mượn, số lần gia hạn, mức phạt, theo loại bạn đọc</w:t>
             </w:r>
           </w:p>
         </w:tc>
@@ -1181,7 +1181,7 @@
               <w:rPr>
                 <w:sz w:val="20"/>
               </w:rPr>
-              <w:t>Acceptance Criteria — điều kiện nghiệm thu</w:t>
+              <w:t>Acceptance Criteria, điều kiện nghiệm thu</w:t>
             </w:r>
           </w:p>
         </w:tc>
@@ -1253,7 +1253,7 @@
               <w:rPr>
                 <w:sz w:val="20"/>
               </w:rPr>
-              <w:t>Business Rule — quy tắc nghiệp vụ</w:t>
+              <w:t>Business Rule, quy tắc nghiệp vụ</w:t>
             </w:r>
           </w:p>
         </w:tc>
@@ -1289,7 +1289,7 @@
               <w:rPr>
                 <w:sz w:val="20"/>
               </w:rPr>
-              <w:t>JSON Web Token — cơ chế xác thực không trạng thái</w:t>
+              <w:t>JSON Web Token, cơ chế xác thực không trạng thái</w:t>
             </w:r>
           </w:p>
         </w:tc>
@@ -1325,7 +1325,7 @@
               <w:rPr>
                 <w:sz w:val="20"/>
               </w:rPr>
-              <w:t>Role-Based Access Control — phân quyền theo vai trò</w:t>
+              <w:t>Role-Based Access Control, phân quyền theo vai trò</w:t>
             </w:r>
           </w:p>
         </w:tc>
@@ -1454,7 +1454,7 @@
         <w:rPr>
           <w:i/>
         </w:rPr>
-        <w:t>10 Bài tập nhóm — Kế hoạch Quản lý Dự án</w:t>
+        <w:t>10 Bài tập nhóm: Kế hoạch Quản lý Dự án</w:t>
       </w:r>
       <w:r>
         <w:t>, Đề tài 8, 2026.</w:t>
@@ -1712,7 +1712,7 @@
           <w:i/>
           <w:sz w:val="22"/>
         </w:rPr>
-        <w:t>Hình 2.1 — Sơ đồ bối cảnh hệ thống</w:t>
+        <w:t>Hình 2.1: Sơ đồ bối cảnh hệ thống</w:t>
       </w:r>
     </w:p>
     <w:p>
@@ -2867,7 +2867,7 @@
           <w:i/>
           <w:sz w:val="22"/>
         </w:rPr>
-        <w:t>Hình 2.2 — Phân cấp actor và quyền</w:t>
+        <w:t>Hình 2.2: Phân cấp actor và quyền</w:t>
       </w:r>
     </w:p>
     <w:p>
@@ -2918,7 +2918,7 @@
           <w:i/>
           <w:sz w:val="22"/>
         </w:rPr>
-        <w:t>Hình 2.3 — Sơ đồ Use Case tổng quan</w:t>
+        <w:t>Hình 2.3: Sơ đồ Use Case tổng quan</w:t>
       </w:r>
     </w:p>
     <w:p>
@@ -2954,7 +2954,7 @@
         <w:t>Triển khai:</w:t>
       </w:r>
       <w:r>
-        <w:t xml:space="preserve"> hạ tầng miễn phí (Vercel, Render free, Neon free) — không có thẻ thanh toán; dịch vụ backend có thể "ngủ" sau 15 phút không dùng.</w:t>
+        <w:t xml:space="preserve"> hạ tầng miễn phí (Vercel, Render free, Neon free), không có thẻ thanh toán; dịch vụ backend có thể "ngủ" sau 15 phút không dùng.</w:t>
       </w:r>
     </w:p>
     <w:p>
@@ -3559,7 +3559,7 @@
               <w:rPr>
                 <w:sz w:val="20"/>
               </w:rPr>
-              <w:t xml:space="preserve"> — dữ liệu huấn luyện</w:t>
+              <w:t>, dữ liệu huấn luyện</w:t>
             </w:r>
           </w:p>
         </w:tc>
@@ -3735,7 +3735,7 @@
         <w:pStyle w:val="Heading3"/>
       </w:pPr>
       <w:r>
-        <w:t>3.2.1. F1 — Xác thực và phân quyền</w:t>
+        <w:t>3.2.1. F1: Xác thực và phân quyền</w:t>
       </w:r>
     </w:p>
     <w:p>
@@ -4146,7 +4146,7 @@
         <w:pStyle w:val="Heading3"/>
       </w:pPr>
       <w:r>
-        <w:t>3.2.2. F2 — Quản lý sách và bản sao</w:t>
+        <w:t>3.2.2. F2: Quản lý sách và bản sao</w:t>
       </w:r>
     </w:p>
     <w:tbl>
@@ -4676,7 +4676,7 @@
         <w:pStyle w:val="Heading3"/>
       </w:pPr>
       <w:r>
-        <w:t>3.2.3. F3 — Quản lý bạn đọc</w:t>
+        <w:t>3.2.3. F3: Quản lý bạn đọc</w:t>
       </w:r>
     </w:p>
     <w:tbl>
@@ -5034,7 +5034,7 @@
         <w:pStyle w:val="Heading3"/>
       </w:pPr>
       <w:r>
-        <w:t>3.2.4. F4 — Mượn, trả, gia hạn, phạt</w:t>
+        <w:t>3.2.4. F4: Mượn, trả, gia hạn, phạt</w:t>
       </w:r>
     </w:p>
     <w:tbl>
@@ -5852,7 +5852,7 @@
         <w:pStyle w:val="Heading3"/>
       </w:pPr>
       <w:r>
-        <w:t>3.2.5. F5 — Tìm kiếm</w:t>
+        <w:t>3.2.5. F5: Tìm kiếm</w:t>
       </w:r>
     </w:p>
     <w:tbl>
@@ -6157,7 +6157,7 @@
         <w:pStyle w:val="Heading3"/>
       </w:pPr>
       <w:r>
-        <w:t>3.2.6. F6 — Thống kê, báo cáo</w:t>
+        <w:t>3.2.6. F6: Thống kê, báo cáo</w:t>
       </w:r>
     </w:p>
     <w:tbl>
@@ -6515,7 +6515,7 @@
         <w:pStyle w:val="Heading3"/>
       </w:pPr>
       <w:r>
-        <w:t>3.2.7. F7 — Đánh giá sách</w:t>
+        <w:t>3.2.7. F7: Đánh giá sách</w:t>
       </w:r>
     </w:p>
     <w:tbl>
@@ -6727,7 +6727,7 @@
         <w:pStyle w:val="Heading3"/>
       </w:pPr>
       <w:r>
-        <w:t>3.2.8. F8 — Cấu hình chính sách mượn</w:t>
+        <w:t>3.2.8. F8: Cấu hình chính sách mượn</w:t>
       </w:r>
     </w:p>
     <w:tbl>
@@ -7004,7 +7004,7 @@
         <w:pStyle w:val="Heading3"/>
       </w:pPr>
       <w:r>
-        <w:t>3.2.9. F9 — AI gợi ý sách</w:t>
+        <w:t>3.2.9. F9: AI gợi ý sách</w:t>
       </w:r>
     </w:p>
     <w:tbl>
@@ -7322,7 +7322,7 @@
         <w:pStyle w:val="Heading3"/>
       </w:pPr>
       <w:r>
-        <w:t>3.2.10. F10 — AI dự báo trả trễ</w:t>
+        <w:t>3.2.10. F10: AI dự báo trả trễ</w:t>
       </w:r>
     </w:p>
     <w:tbl>
@@ -8186,7 +8186,7 @@
               <w:rPr>
                 <w:sz w:val="20"/>
               </w:rPr>
-              <w:t>Chỉ dùng truy vấn tham số hoá (Prisma) — chống SQL injection; escape đầu ra — chống XSS.</w:t>
+              <w:t>Chỉ dùng truy vấn tham số hoá (Prisma), chống SQL injection; escape đầu ra, chống XSS.</w:t>
             </w:r>
           </w:p>
         </w:tc>
@@ -9195,7 +9195,7 @@
         <w:t>Chính sách mượn mặc định</w:t>
       </w:r>
       <w:r>
-        <w:t xml:space="preserve"> (Admin thay đổi được — FR-POLICY-01):</w:t>
+        <w:t xml:space="preserve"> (Admin thay đổi được: FR-POLICY-01):</w:t>
       </w:r>
     </w:p>
     <w:tbl>
@@ -10112,7 +10112,7 @@
         <w:pStyle w:val="Heading1"/>
       </w:pPr>
       <w:r>
-        <w:t>PHỤ LỤC A — PRODUCT BACKLOG (USER STORIES)</w:t>
+        <w:t>PHỤ LỤC A: PRODUCT BACKLOG (USER STORIES)</w:t>
       </w:r>
     </w:p>
     <w:p>
@@ -13413,7 +13413,7 @@
         <w:pStyle w:val="Heading1"/>
       </w:pPr>
       <w:r>
-        <w:t>PHỤ LỤC B — MA TRẬN TRUY VẾT</w:t>
+        <w:t>PHỤ LỤC B: MA TRẬN TRUY VẾT</w:t>
       </w:r>
     </w:p>
     <w:tbl>
@@ -13547,7 +13547,7 @@
               <w:rPr>
                 <w:sz w:val="20"/>
               </w:rPr>
-              <w:t>—</w:t>
+              <w:t>không có</w:t>
             </w:r>
           </w:p>
         </w:tc>
@@ -13600,7 +13600,7 @@
               <w:rPr>
                 <w:sz w:val="20"/>
               </w:rPr>
-              <w:t>—</w:t>
+              <w:t>không có</w:t>
             </w:r>
           </w:p>
         </w:tc>
@@ -13706,7 +13706,7 @@
               <w:rPr>
                 <w:sz w:val="20"/>
               </w:rPr>
-              <w:t>—</w:t>
+              <w:t>không có</w:t>
             </w:r>
           </w:p>
         </w:tc>
@@ -13759,7 +13759,7 @@
               <w:rPr>
                 <w:sz w:val="20"/>
               </w:rPr>
-              <w:t>—</w:t>
+              <w:t>không có</w:t>
             </w:r>
           </w:p>
         </w:tc>
@@ -13812,7 +13812,7 @@
               <w:rPr>
                 <w:sz w:val="20"/>
               </w:rPr>
-              <w:t>—</w:t>
+              <w:t>không có</w:t>
             </w:r>
           </w:p>
         </w:tc>
@@ -14236,7 +14236,7 @@
               <w:rPr>
                 <w:sz w:val="20"/>
               </w:rPr>
-              <w:t>—</w:t>
+              <w:t>không có</w:t>
             </w:r>
           </w:p>
         </w:tc>
@@ -14448,7 +14448,7 @@
               <w:rPr>
                 <w:sz w:val="20"/>
               </w:rPr>
-              <w:t>—</w:t>
+              <w:t>không có</w:t>
             </w:r>
           </w:p>
         </w:tc>
@@ -14501,7 +14501,7 @@
               <w:rPr>
                 <w:sz w:val="20"/>
               </w:rPr>
-              <w:t>—</w:t>
+              <w:t>không có</w:t>
             </w:r>
           </w:p>
         </w:tc>

--- a/docs/srs/SRS.docx
+++ b/docs/srs/SRS.docx
@@ -314,7 +314,7 @@
               <w:rPr>
                 <w:sz w:val="20"/>
               </w:rPr>
-              <w:t>Trần Đình Khôi, 23Q74802012006 (Nhóm trưởng); [Họ tên SV 2], [MSSV 2]</w:t>
+              <w:t>Trần Đình Khôi, 23Q74802012006 (Nhóm trưởng); Nguyễn Như Quỳnh, 21DQ4802011003</w:t>
             </w:r>
           </w:p>
         </w:tc>
